--- a/pitch/Croe_Vendor_Pilot_Agreement.docx
+++ b/pitch/Croe_Vendor_Pilot_Agreement.docx
@@ -547,7 +547,7 @@
           <w:color w:val="2563EB"/>
           <w:sz w:val="28"/>
         </w:rPr>
-        <w:t>Transparent Pricing: 2.0% Flat Fee</w:t>
+        <w:t>Transparent Pricing: 2.5% per Completed Sale</w:t>
       </w:r>
     </w:p>
     <w:tbl>
@@ -834,7 +834,7 @@
                 <w:color w:val="334155"/>
                 <w:sz w:val="19"/>
               </w:rPr>
-              <w:t>Flat 2.0% (e.g. GHS 24 on GHS 1,200 order)</w:t>
+              <w:t>2.5% (e.g. GHS 30 on a GHS 1,200 order)</w:t>
             </w:r>
           </w:p>
         </w:tc>
@@ -881,6 +881,75 @@
                 <w:color w:val="334155"/>
                 <w:sz w:val="19"/>
               </w:rPr>
+              <w:t>Buyer Protection Fee</w:t>
+            </w:r>
+          </w:p>
+        </w:tc>
+        <w:tc>
+          <w:tcPr>
+            <w:tcW w:type="dxa" w:w="3312"/>
+            <w:vAlign w:val="center"/>
+            <w:tcMar>
+              <w:top w:w="130" w:type="dxa"/>
+              <w:bottom w:w="130" w:type="dxa"/>
+              <w:left w:w="160" w:type="dxa"/>
+              <w:right w:w="160" w:type="dxa"/>
+            </w:tcMar>
+          </w:tcPr>
+          <w:p>
+            <w:r>
+              <w:rPr>
+                <w:rFonts w:ascii="Segoe UI" w:hAnsi="Segoe UI"/>
+                <w:color w:val="334155"/>
+                <w:sz w:val="19"/>
+              </w:rPr>
+              <w:t>1.5%, paid by the buyer at checkout</w:t>
+            </w:r>
+          </w:p>
+        </w:tc>
+        <w:tc>
+          <w:tcPr>
+            <w:tcW w:type="dxa" w:w="3312"/>
+            <w:vAlign w:val="center"/>
+            <w:tcMar>
+              <w:top w:w="130" w:type="dxa"/>
+              <w:bottom w:w="130" w:type="dxa"/>
+              <w:left w:w="160" w:type="dxa"/>
+              <w:right w:w="160" w:type="dxa"/>
+            </w:tcMar>
+          </w:tcPr>
+          <w:p>
+            <w:r>
+              <w:rPr>
+                <w:rFonts w:ascii="Segoe UI" w:hAnsi="Segoe UI"/>
+                <w:color w:val="334155"/>
+                <w:sz w:val="19"/>
+              </w:rPr>
+              <w:t>-</w:t>
+            </w:r>
+          </w:p>
+        </w:tc>
+      </w:tr>
+      <w:tr>
+        <w:tc>
+          <w:tcPr>
+            <w:tcW w:type="dxa" w:w="3312"/>
+            <w:vAlign w:val="center"/>
+            <w:tcMar>
+              <w:top w:w="130" w:type="dxa"/>
+              <w:bottom w:w="130" w:type="dxa"/>
+              <w:left w:w="160" w:type="dxa"/>
+              <w:right w:w="160" w:type="dxa"/>
+            </w:tcMar>
+            <w:shd w:fill="F8FAFC"/>
+          </w:tcPr>
+          <w:p>
+            <w:r>
+              <w:rPr>
+                <w:rFonts w:ascii="Segoe UI" w:hAnsi="Segoe UI"/>
+                <w:color w:val="334155"/>
+                <w:sz w:val="19"/>
+              </w:rPr>
               <w:t>Cancelled / Refunded Order</w:t>
             </w:r>
           </w:p>
@@ -895,6 +964,7 @@
               <w:left w:w="160" w:type="dxa"/>
               <w:right w:w="160" w:type="dxa"/>
             </w:tcMar>
+            <w:shd w:fill="F8FAFC"/>
           </w:tcPr>
           <w:p>
             <w:r>
@@ -917,6 +987,7 @@
               <w:left w:w="160" w:type="dxa"/>
               <w:right w:w="160" w:type="dxa"/>
             </w:tcMar>
+            <w:shd w:fill="F8FAFC"/>
           </w:tcPr>
           <w:p>
             <w:r>
@@ -977,7 +1048,7 @@
           <w:color w:val="334155"/>
           <w:sz w:val="20"/>
         </w:rPr>
-        <w:t>If Croe launches and functions as described, I intend to use it for my online sales and accept the standard commission of 2.0% on completed, successfully released orders.</w:t>
+        <w:t>If Croe launches and functions as described, I intend to use it for my online sales and accept the standard commission of 2.5% on completed, successfully released orders. I understand my buyers would pay a separate 1.5% protection fee at checkout.</w:t>
       </w:r>
     </w:p>
     <w:tbl>
@@ -1336,6 +1407,54 @@
           </w:p>
         </w:tc>
       </w:tr>
+      <w:tr>
+        <w:tc>
+          <w:tcPr>
+            <w:tcW w:type="dxa" w:w="4968"/>
+            <w:vAlign w:val="center"/>
+            <w:tcMar>
+              <w:top w:w="130" w:type="dxa"/>
+              <w:bottom w:w="130" w:type="dxa"/>
+              <w:left w:w="160" w:type="dxa"/>
+              <w:right w:w="160" w:type="dxa"/>
+            </w:tcMar>
+            <w:shd w:fill="F8FAFC"/>
+          </w:tcPr>
+          <w:p>
+            <w:r>
+              <w:rPr>
+                <w:rFonts w:ascii="Segoe UI" w:hAnsi="Segoe UI"/>
+                <w:color w:val="334155"/>
+                <w:sz w:val="19"/>
+              </w:rPr>
+              <w:t>Would your buyers accept a 1.5% protection fee? (Yes / No / Not sure)</w:t>
+            </w:r>
+          </w:p>
+        </w:tc>
+        <w:tc>
+          <w:tcPr>
+            <w:tcW w:type="dxa" w:w="4968"/>
+            <w:vAlign w:val="center"/>
+            <w:tcMar>
+              <w:top w:w="130" w:type="dxa"/>
+              <w:bottom w:w="130" w:type="dxa"/>
+              <w:left w:w="160" w:type="dxa"/>
+              <w:right w:w="160" w:type="dxa"/>
+            </w:tcMar>
+            <w:shd w:fill="F8FAFC"/>
+          </w:tcPr>
+          <w:p>
+            <w:r>
+              <w:rPr>
+                <w:rFonts w:ascii="Segoe UI" w:hAnsi="Segoe UI"/>
+                <w:color w:val="334155"/>
+                <w:sz w:val="19"/>
+              </w:rPr>
+              <w:t>__________________________________________________</w:t>
+            </w:r>
+          </w:p>
+        </w:tc>
+      </w:tr>
     </w:tbl>
     <w:p>
       <w:pPr>
